--- a/작업일지/38주차.docx
+++ b/작업일지/38주차.docx
@@ -495,29 +495,97 @@
               </w:rPr>
               <w:t>- EmotionGame 에셋 제작, 추가</w:t>
             </w:r>
-          </w:p>
-          <w:p>
-            <w:r>
-              <w:rPr>
-                <w:rFonts w:hint="eastAsia"/>
-              </w:rPr>
-              <w:t>- 기지 추가</w:t>
-            </w:r>
-          </w:p>
-          <w:p>
-            <w:r>
-              <w:rPr>
-                <w:rFonts w:hint="eastAsia"/>
-              </w:rPr>
-              <w:t>- 상점/판매 시스템 확정, 관련 에셋 추가</w:t>
-            </w:r>
-          </w:p>
-          <w:p>
-            <w:r>
-              <w:rPr>
-                <w:rFonts w:hint="eastAsia"/>
-              </w:rPr>
-              <w:t>- UI 추가</w:t>
+            <w:r>
+              <w:rPr>
+                <w:rFonts w:hint="eastAsia"/>
+              </w:rPr>
+              <w:t xml:space="preserve"> / 기획서 일부 수정</w:t>
+            </w:r>
+          </w:p>
+          <w:p>
+            <w:pPr>
+              <w:rPr>
+                <w:rFonts w:hint="eastAsia"/>
+              </w:rPr>
+            </w:pPr>
+            <w:r>
+              <w:rPr>
+                <w:rFonts w:hint="eastAsia"/>
+              </w:rPr>
+              <w:t>- 기지</w:t>
+            </w:r>
+            <w:r>
+              <w:rPr>
+                <w:rFonts w:hint="eastAsia"/>
+              </w:rPr>
+              <w:t>(Base)</w:t>
+            </w:r>
+            <w:r>
+              <w:rPr>
+                <w:rFonts w:hint="eastAsia"/>
+              </w:rPr>
+              <w:t xml:space="preserve"> 추가</w:t>
+            </w:r>
+            <w:r>
+              <w:rPr>
+                <w:rFonts w:hint="eastAsia"/>
+              </w:rPr>
+              <w:t xml:space="preserve"> / 문서 작성</w:t>
+            </w:r>
+          </w:p>
+          <w:p>
+            <w:pPr>
+              <w:rPr>
+                <w:rFonts w:hint="eastAsia"/>
+              </w:rPr>
+            </w:pPr>
+            <w:r>
+              <w:rPr>
+                <w:rFonts w:hint="eastAsia"/>
+              </w:rPr>
+              <w:t xml:space="preserve">- </w:t>
+            </w:r>
+            <w:r>
+              <w:rPr>
+                <w:rFonts w:hint="eastAsia"/>
+              </w:rPr>
+              <w:t xml:space="preserve">자원 </w:t>
+            </w:r>
+            <w:r>
+              <w:rPr>
+                <w:rFonts w:hint="eastAsia"/>
+              </w:rPr>
+              <w:t>판매</w:t>
+            </w:r>
+            <w:r>
+              <w:rPr>
+                <w:rFonts w:hint="eastAsia"/>
+              </w:rPr>
+              <w:t>와 게임 진행</w:t>
+            </w:r>
+            <w:r>
+              <w:rPr>
+                <w:rFonts w:hint="eastAsia"/>
+              </w:rPr>
+              <w:t xml:space="preserve"> 시스템 확정</w:t>
+            </w:r>
+            <w:r>
+              <w:rPr>
+                <w:rFonts w:hint="eastAsia"/>
+              </w:rPr>
+              <w:t xml:space="preserve">하여 </w:t>
+            </w:r>
+            <w:r>
+              <w:rPr>
+                <w:rFonts w:hint="eastAsia"/>
+              </w:rPr>
+              <w:t>관련 에셋 추가</w:t>
+            </w:r>
+            <w:r>
+              <w:rPr>
+                <w:rFonts w:hint="eastAsia"/>
+              </w:rPr>
+              <w:t xml:space="preserve"> / 문서 작성</w:t>
             </w:r>
           </w:p>
           <w:p>
@@ -526,6 +594,19 @@
                 <w:rFonts w:hint="eastAsia"/>
               </w:rPr>
               <w:t>- 논문 작성</w:t>
+            </w:r>
+          </w:p>
+          <w:p>
+            <w:pPr>
+              <w:rPr>
+                <w:rFonts w:hint="eastAsia"/>
+              </w:rPr>
+            </w:pPr>
+            <w:r>
+              <w:rPr>
+                <w:rFonts w:hint="eastAsia"/>
+              </w:rPr>
+              <w:t>- 중점연구과제 관련</w:t>
             </w:r>
           </w:p>
         </w:tc>
@@ -661,6 +742,98 @@
               </w:rPr>
               <w:t xml:space="preserve"> EmotionGame의 에셋을 추가하였다. 다운받은 에셋에 추가로 필요한 요소는 3dsMax에서 제작하였다.</w:t>
             </w:r>
+            <w:r>
+              <w:rPr>
+                <w:rFonts w:hint="eastAsia"/>
+              </w:rPr>
+              <w:t xml:space="preserve"> 기획서에 가위바위보 패로 매핑하는 감정을 변경하였다.(Happy, Sad, Neutral)</w:t>
+            </w:r>
+          </w:p>
+          <w:p>
+            <w:r>
+              <w:rPr>
+                <w:rFonts w:hint="eastAsia"/>
+              </w:rPr>
+              <w:t>- 기지(Base)를 제작하여 추가하였다. 기존 큐브들처럼 25cm 단위로 나누어 떨어지게 만들고, 안에 들어가는 가구들도 25cm 단위로 제작하여 배치하였다. 가구 중 Lever를 추가하였다. 플레이어들이 실제로 게임을 할 때 레버와 상호작용을 하여 현재 맵을 끝내고 다음 맵으로 이동할 것이다. 기지와 관련된 정보(사이즈, 특징 등)를 적은 문서를 추가하였다.</w:t>
+            </w:r>
+          </w:p>
+          <w:p>
+            <w:r>
+              <w:rPr>
+                <w:rFonts w:hint="eastAsia"/>
+              </w:rPr>
+              <w:t>- 자원 판매 방식을 확정하였다. 맵 내부에 SellingMachine(판매기)를 설치한다. 관련 문서 작성하였으나, 미비한 부분이 있어 추가적으로 보완해야 될 것 같다. 생성 위치와 작동 방식, 개수</w:t>
+            </w:r>
+            <w:r>
+              <w:rPr>
+                <w:rFonts w:hint="eastAsia"/>
+              </w:rPr>
+              <w:t>, 특수한 기믹이 무엇인지에 대한 내용들이 부족하다. 우선 판매기 에셋은 제작하여 추가하였다. 다만 텍스쳐가 아직 없어서 나중에 만들어서 추가해야 한다.</w:t>
+            </w:r>
+          </w:p>
+          <w:p>
+            <w:r>
+              <w:rPr>
+                <w:rFonts w:hint="eastAsia"/>
+              </w:rPr>
+              <w:t xml:space="preserve">- </w:t>
+            </w:r>
+            <w:r>
+              <w:rPr>
+                <w:rFonts w:hint="eastAsia"/>
+              </w:rPr>
+              <w:t>논문에 기획 관련된 부분을 작성하였다. 몬스터 FSM에 대한 내용이 드러나게 작성하고 싶었는데 그렇게 하진 못한 것 같다.</w:t>
+            </w:r>
+          </w:p>
+          <w:p>
+            <w:pPr>
+              <w:rPr>
+                <w:rFonts w:hint="eastAsia"/>
+              </w:rPr>
+            </w:pPr>
+            <w:r>
+              <w:rPr>
+                <w:rFonts w:hint="eastAsia"/>
+              </w:rPr>
+              <w:t>- 중점연구과제 관련하여 맵의 절차적 생성</w:t>
+            </w:r>
+            <w:r>
+              <w:rPr>
+                <w:rFonts w:hint="eastAsia"/>
+              </w:rPr>
+              <w:t>에 대한</w:t>
+            </w:r>
+            <w:r>
+              <w:rPr>
+                <w:rFonts w:hint="eastAsia"/>
+              </w:rPr>
+              <w:t xml:space="preserve"> 알고리즘을 떠올리는 것에 실패하였기 때문에 아예 방향을 틀어 게임의 컨텐츠에 관하여 생각해보았다. 수집하는 스크랩(=자원) 내용에 트럼프 카드를 추가하</w:t>
+            </w:r>
+            <w:r>
+              <w:rPr>
+                <w:rFonts w:hint="eastAsia"/>
+              </w:rPr>
+              <w:t>고, 습득한 트럼프 카드의 조합(포커 족보)에 따라 크</w:t>
+            </w:r>
+            <w:r>
+              <w:rPr>
+                <w:rFonts w:hint="eastAsia"/>
+              </w:rPr>
+              <w:lastRenderedPageBreak/>
+              <w:t xml:space="preserve">레딧을 획득할 수 있는 것이다. </w:t>
+            </w:r>
+            <w:r>
+              <w:rPr>
+                <w:rFonts w:hint="eastAsia"/>
+              </w:rPr>
+              <w:t xml:space="preserve">판매할 때 가장 가치가 높은 족보를 추천받는다. </w:t>
+            </w:r>
+            <w:r>
+              <w:rPr>
+                <w:rFonts w:hint="eastAsia"/>
+              </w:rPr>
+              <w:t>간단히 말하자면 수집한 카드를 모양, 숫자에 따라 구별하고 포커 족보에 따라 점수를 매기는 것이다.</w:t>
+            </w:r>
           </w:p>
         </w:tc>
       </w:tr>
@@ -682,6 +855,7 @@
                 <w:b/>
                 <w:bCs/>
               </w:rPr>
+              <w:lastRenderedPageBreak/>
               <w:t>임수영</w:t>
             </w:r>
           </w:p>

--- a/작업일지/38주차.docx
+++ b/작업일지/38주차.docx
@@ -423,7 +423,14 @@
           <w:tcPr>
             <w:tcW w:w="10485" w:type="dxa"/>
           </w:tcPr>
-          <w:p/>
+          <w:p>
+            <w:r>
+              <w:rPr>
+                <w:rFonts w:hint="eastAsia"/>
+              </w:rPr>
+              <w:t>-주말에 다같이 논문 작성하기</w:t>
+            </w:r>
+          </w:p>
         </w:tc>
       </w:tr>
     </w:tbl>
@@ -503,11 +510,6 @@
             </w:r>
           </w:p>
           <w:p>
-            <w:pPr>
-              <w:rPr>
-                <w:rFonts w:hint="eastAsia"/>
-              </w:rPr>
-            </w:pPr>
             <w:r>
               <w:rPr>
                 <w:rFonts w:hint="eastAsia"/>
@@ -534,11 +536,6 @@
             </w:r>
           </w:p>
           <w:p>
-            <w:pPr>
-              <w:rPr>
-                <w:rFonts w:hint="eastAsia"/>
-              </w:rPr>
-            </w:pPr>
             <w:r>
               <w:rPr>
                 <w:rFonts w:hint="eastAsia"/>
@@ -597,11 +594,6 @@
             </w:r>
           </w:p>
           <w:p>
-            <w:pPr>
-              <w:rPr>
-                <w:rFonts w:hint="eastAsia"/>
-              </w:rPr>
-            </w:pPr>
             <w:r>
               <w:rPr>
                 <w:rFonts w:hint="eastAsia"/>
@@ -637,7 +629,27 @@
           <w:tcPr>
             <w:tcW w:w="9214" w:type="dxa"/>
           </w:tcPr>
-          <w:p/>
+          <w:p>
+            <w:r>
+              <w:rPr>
+                <w:rFonts w:hint="eastAsia"/>
+              </w:rPr>
+              <w:t>-Spider Chase 수정</w:t>
+            </w:r>
+          </w:p>
+          <w:p>
+            <w:pPr>
+              <w:rPr>
+                <w:rFonts w:hint="eastAsia"/>
+              </w:rPr>
+            </w:pPr>
+            <w:r>
+              <w:rPr>
+                <w:rFonts w:hint="eastAsia"/>
+              </w:rPr>
+              <w:t>-Spider Return 구현</w:t>
+            </w:r>
+          </w:p>
         </w:tc>
       </w:tr>
       <w:tr>
@@ -786,11 +798,6 @@
             </w:r>
           </w:p>
           <w:p>
-            <w:pPr>
-              <w:rPr>
-                <w:rFonts w:hint="eastAsia"/>
-              </w:rPr>
-            </w:pPr>
             <w:r>
               <w:rPr>
                 <w:rFonts w:hint="eastAsia"/>
@@ -807,20 +814,20 @@
               <w:rPr>
                 <w:rFonts w:hint="eastAsia"/>
               </w:rPr>
-              <w:t xml:space="preserve"> 알고리즘을 떠올리는 것에 실패하였기 때문에 아예 방향을 틀어 게임의 컨텐츠에 관하여 생각해보았다. 수집하는 스크랩(=자원) 내용에 트럼프 카드를 추가하</w:t>
-            </w:r>
-            <w:r>
-              <w:rPr>
-                <w:rFonts w:hint="eastAsia"/>
-              </w:rPr>
-              <w:t>고, 습득한 트럼프 카드의 조합(포커 족보)에 따라 크</w:t>
+              <w:t xml:space="preserve"> 알고리즘을 떠올리는 것에 실패하였기 때문에 아예 방향을 틀어 게임의 컨텐츠에 관하여 생각해보았다. 수집하는 스크랩(=</w:t>
             </w:r>
             <w:r>
               <w:rPr>
                 <w:rFonts w:hint="eastAsia"/>
               </w:rPr>
               <w:lastRenderedPageBreak/>
-              <w:t xml:space="preserve">레딧을 획득할 수 있는 것이다. </w:t>
+              <w:t>자원) 내용에 트럼프 카드를 추가하</w:t>
+            </w:r>
+            <w:r>
+              <w:rPr>
+                <w:rFonts w:hint="eastAsia"/>
+              </w:rPr>
+              <w:t xml:space="preserve">고, 습득한 트럼프 카드의 조합(포커 족보)에 따라 크레딧을 획득할 수 있는 것이다. </w:t>
             </w:r>
             <w:r>
               <w:rPr>
@@ -864,7 +871,43 @@
           <w:tcPr>
             <w:tcW w:w="9214" w:type="dxa"/>
           </w:tcPr>
-          <w:p/>
+          <w:p>
+            <w:r>
+              <w:rPr>
+                <w:rFonts w:hint="eastAsia"/>
+              </w:rPr>
+              <w:t>-Spider Chase 목적지를 이상하게 설정했었는데 수정했다.</w:t>
+            </w:r>
+          </w:p>
+          <w:p>
+            <w:r>
+              <w:rPr>
+                <w:rFonts w:hint="eastAsia"/>
+              </w:rPr>
+              <w:t>-Spider Return을 구현했다. 이제 열심히 도망다니면 따돌릴 수 있다. 그래도 테스트가 더 필요할 것 같다.</w:t>
+            </w:r>
+          </w:p>
+          <w:p>
+            <w:r>
+              <w:rPr>
+                <w:rFonts w:hint="eastAsia"/>
+              </w:rPr>
+              <w:t>-주말에 다같이 논문을 작성하였다.</w:t>
+            </w:r>
+          </w:p>
+          <w:p>
+            <w:pPr>
+              <w:rPr>
+                <w:rFonts w:hint="eastAsia"/>
+              </w:rPr>
+            </w:pPr>
+            <w:r>
+              <w:rPr>
+                <w:rFonts w:hint="eastAsia"/>
+              </w:rPr>
+              <w:t>-이번주는 크게 한 게 없다. 시험이 끝나서 좀 풀어진 것 같다. 다음주부터 열심히 해야겠다.</w:t>
+            </w:r>
+          </w:p>
         </w:tc>
       </w:tr>
       <w:tr>
